--- a/docs/spx/SPX-Slayer-Playbook-Design-v1.docx
+++ b/docs/spx/SPX-Slayer-Playbook-Design-v1.docx
@@ -185,6 +185,14 @@
       </w:pPr>
       <w:r>
         <w:t>15. Glossary</w:t>
+      </w:r>
+    </w:p>
+    <w:p>
+      <w:pPr>
+        <w:pStyle w:val="ListNumber"/>
+      </w:pPr>
+      <w:r>
+        <w:t>16. Independent Review — Claude (BlackOut Trades audit agent)</w:t>
       </w:r>
     </w:p>
     <w:p>
@@ -3111,6 +3119,793 @@
         <w:t>Canonical code paths: src/features/spx/, evaluateSpxPlay, computeSpxConfluence, useSpxPlay.ts</w:t>
       </w:r>
     </w:p>
+    <w:p>
+      <w:pPr>
+        <w:pStyle w:val="Heading1"/>
+      </w:pPr>
+      <w:r>
+        <w:t>16. Independent Review — Claude (BlackOut Trades audit agent)</w:t>
+      </w:r>
+    </w:p>
+    <w:p>
+      <w:pPr/>
+      <w:r>
+        <w:t>Reviewed against the live codebase on main (commit d217188, 2026-07-09) rather than against this document's own claims in isolation. Verified every checkable factual claim in Sections 3, 7, and 10 directly against source; Sections 4–6 and 12–13 are proposed design, not existing behavior, so they are evaluated on soundness rather than accuracy. This section does not modify anything above — it is appended, unedited, so the original proposal stays intact for the record.</w:t>
+      </w:r>
+    </w:p>
+    <w:p>
+      <w:pPr>
+        <w:pStyle w:val="Heading2"/>
+      </w:pPr>
+      <w:r>
+        <w:t>16.1 Verdict</w:t>
+      </w:r>
+    </w:p>
+    <w:p>
+      <w:pPr/>
+      <w:r>
+        <w:t>Agree with the diagnosis in Sections 1–2: an additive confluence score genuinely does collapse distinct setups into one number, and there is genuinely no playbook_id on outcomes today — both confirmed against spx-play-outcomes.ts and spx-signals.ts. The problem statement is real.</w:t>
+      </w:r>
+    </w:p>
+    <w:p>
+      <w:pPr/>
+      <w:r>
+        <w:t>Disagree, or at least “not yet,” on going straight to twelve fully-specified playbooks and a hard regime-router/matcher rewrite (Sections 4–6) before proving the pattern with 2–3. The core risk is not the architecture — it's well-reasoned — it's that this repo has a proven, repeated failure mode of hand-written trading-mechanics documents drifting from the code that implements them, and Section 6's twelve playbooks are, structurally, twelve more hand-authored documents (preconditions/triggers/invalidations) subject to the exact same risk. See 16.3 for hard evidence this is not hypothetical — it is actively happening today, right now, in a document shipping to paying members.</w:t>
+      </w:r>
+    </w:p>
+    <w:p>
+      <w:pPr>
+        <w:pStyle w:val="Heading2"/>
+      </w:pPr>
+      <w:r>
+        <w:t>16.2 Verified accurate against live code</w:t>
+      </w:r>
+    </w:p>
+    <w:p>
+      <w:pPr>
+        <w:pStyle w:val="ListBullet"/>
+      </w:pPr>
+      <w:r>
+        <w:t>Pipeline order and function names (3.1): buildSpxDesk() → computeSpxConfluence() → evaluatePlayGates() → evaluatePlayConfirmations() → evaluateSpxPlay() all exist and are wired in this order (spx-desk.ts, spx-signals.ts, spx-play-gates.ts, spx-play-confirmations.ts, spx-evaluator.ts).</w:t>
+      </w:r>
+    </w:p>
+    <w:p>
+      <w:pPr>
+        <w:pStyle w:val="ListBullet"/>
+      </w:pPr>
+      <w:r>
+        <w:t>Poll cadence (3.2): PLAY_MS = 3_000 confirmed in useSpxPlay.ts:15. Flow feed FLOW_MS = 2_000 and full-desk FULL_DESK_MS = 10_000 confirmed in useMergedDesk.ts. Desk pulse: confirmed as PULSE_REST_MS = 1_000, but incomplete — there's also a faster SSE overlay (usePulseStream, documented in-code as ~50–200ms) layered on top of the 1s REST poll; worth naming both if this table graduates into a real doc.</w:t>
+      </w:r>
+    </w:p>
+    <w:p>
+      <w:pPr>
+        <w:pStyle w:val="ListBullet"/>
+      </w:pPr>
+      <w:r>
+        <w:t>Watch key format (3.3): `0dte:${direction}:${todayEtYmd()}` confirmed verbatim in spx-play-watch.ts:56 — exactly as coarse as described.</w:t>
+      </w:r>
+    </w:p>
+    <w:p>
+      <w:pPr>
+        <w:pStyle w:val="ListBullet"/>
+      </w:pPr>
+      <w:r>
+        <w:t>Largo role (3.4): confirmed advisory-only — no gating call sites found from largo-live-feed.ts or run-tool.ts into evaluatePlayGates/evaluateSpxPlay.</w:t>
+      </w:r>
+    </w:p>
+    <w:p>
+      <w:pPr>
+        <w:pStyle w:val="ListBullet"/>
+      </w:pPr>
+      <w:r>
+        <w:t>Cross-tool field names (7.1): desk.spot, desk.gamma_flip, desk.max_pain, technicals.vwap, sma50 all exist with those exact names in spx-desk.ts. Section 7 is implementable as written, field-for-field.</w:t>
+      </w:r>
+    </w:p>
+    <w:p>
+      <w:pPr>
+        <w:pStyle w:val="ListBullet"/>
+      </w:pPr>
+      <w:r>
+        <w:t>PR #722 (Trade Alerts panel) and PR #721 (header/stats row) are both merged — confirmed via the GitHub API. Minor: #721 shows 'pending merge at time of writing' but had actually merged 11 minutes before this document's own 20:18 UTC generation timestamp — a small, harmless instance of the same staleness-at-authoring-time pattern flagged more seriously in 16.3.</w:t>
+      </w:r>
+    </w:p>
+    <w:p>
+      <w:pPr>
+        <w:pStyle w:val="Heading2"/>
+      </w:pPr>
+      <w:r>
+        <w:t>16.3 Critical finding: a playbook already exists — and it is already measurably stale</w:t>
+      </w:r>
+    </w:p>
+    <w:p>
+      <w:pPr/>
+      <w:r>
+        <w:t>This document does not reference it, but a playbook for SPX Slayer already exists, already ships, and is already wrong on several load-bearing numbers. private/docs/SPX-Sniper-Playbook.docx is tracked in git (last touched 2026-06-30, commit 1c0bca7) and is served today to paying members via a premium-gated download at src/app/api/docs/spx-playbook/route.ts (requireTierApi("premium")). It is a dense, code-grounded, env-var-level reference — exactly the kind of artifact Section 6 of this document proposes building twelve more of.</w:t>
+      </w:r>
+    </w:p>
+    <w:p>
+      <w:pPr/>
+      <w:r>
+        <w:t>Cross-checked every numeric claim in it against the live defaults in src/features/spx/lib/spx-play-config.ts. Result: 9 confirmed numeric drifts and 2 entire exit mechanisms present in code but absent from the doc, after only 9 days.</w:t>
+      </w:r>
+    </w:p>
+    <w:tbl>
+      <w:tblPr>
+        <w:tblStyle w:val="TableGrid"/>
+        <w:tblW w:type="auto" w:w="0"/>
+        <w:tblLook w:firstColumn="1" w:firstRow="1" w:lastColumn="0" w:lastRow="0" w:noHBand="0" w:noVBand="1" w:val="04A0"/>
+      </w:tblPr>
+      <w:tblGrid>
+        <w:gridCol w:w="2160"/>
+        <w:gridCol w:w="2160"/>
+        <w:gridCol w:w="2160"/>
+        <w:gridCol w:w="2160"/>
+      </w:tblGrid>
+      <w:tr>
+        <w:tc>
+          <w:tcPr>
+            <w:tcW w:type="dxa" w:w="2160"/>
+          </w:tcPr>
+          <w:p>
+            <w:r>
+              <w:rPr>
+                <w:b/>
+              </w:rPr>
+              <w:t>Documented parameter</w:t>
+            </w:r>
+          </w:p>
+        </w:tc>
+        <w:tc>
+          <w:tcPr>
+            <w:tcW w:type="dxa" w:w="2160"/>
+          </w:tcPr>
+          <w:p>
+            <w:r>
+              <w:rPr>
+                <w:b/>
+              </w:rPr>
+              <w:t>Doc says</w:t>
+            </w:r>
+          </w:p>
+        </w:tc>
+        <w:tc>
+          <w:tcPr>
+            <w:tcW w:type="dxa" w:w="2160"/>
+          </w:tcPr>
+          <w:p>
+            <w:r>
+              <w:rPr>
+                <w:b/>
+              </w:rPr>
+              <w:t>Live code default</w:t>
+            </w:r>
+          </w:p>
+        </w:tc>
+        <w:tc>
+          <w:tcPr>
+            <w:tcW w:type="dxa" w:w="2160"/>
+          </w:tcPr>
+          <w:p>
+            <w:r>
+              <w:rPr>
+                <w:b/>
+              </w:rPr>
+              <w:t>Source</w:t>
+            </w:r>
+          </w:p>
+        </w:tc>
+      </w:tr>
+      <w:tr>
+        <w:tc>
+          <w:tcPr>
+            <w:tcW w:type="dxa" w:w="2160"/>
+          </w:tcPr>
+          <w:p>
+            <w:r>
+              <w:t>SPX_PLAY_FULL_MIN_SCORE</w:t>
+            </w:r>
+          </w:p>
+        </w:tc>
+        <w:tc>
+          <w:tcPr>
+            <w:tcW w:type="dxa" w:w="2160"/>
+          </w:tcPr>
+          <w:p>
+            <w:r>
+              <w:t>58</w:t>
+            </w:r>
+          </w:p>
+        </w:tc>
+        <w:tc>
+          <w:tcPr>
+            <w:tcW w:type="dxa" w:w="2160"/>
+          </w:tcPr>
+          <w:p>
+            <w:r>
+              <w:t>52</w:t>
+            </w:r>
+          </w:p>
+        </w:tc>
+        <w:tc>
+          <w:tcPr>
+            <w:tcW w:type="dxa" w:w="2160"/>
+          </w:tcPr>
+          <w:p>
+            <w:r>
+              <w:t>spx-play-config.ts:26</w:t>
+            </w:r>
+          </w:p>
+        </w:tc>
+      </w:tr>
+      <w:tr>
+        <w:tc>
+          <w:tcPr>
+            <w:tcW w:type="dxa" w:w="2160"/>
+          </w:tcPr>
+          <w:p>
+            <w:r>
+              <w:t>SPX_PLAY_FORCE_EXIT_ET_MIN</w:t>
+            </w:r>
+          </w:p>
+        </w:tc>
+        <w:tc>
+          <w:tcPr>
+            <w:tcW w:type="dxa" w:w="2160"/>
+          </w:tcPr>
+          <w:p>
+            <w:r>
+              <w:t>50 (3:50 PM)</w:t>
+            </w:r>
+          </w:p>
+        </w:tc>
+        <w:tc>
+          <w:tcPr>
+            <w:tcW w:type="dxa" w:w="2160"/>
+          </w:tcPr>
+          <w:p>
+            <w:r>
+              <w:t>45 (3:45 PM)</w:t>
+            </w:r>
+          </w:p>
+        </w:tc>
+        <w:tc>
+          <w:tcPr>
+            <w:tcW w:type="dxa" w:w="2160"/>
+          </w:tcPr>
+          <w:p>
+            <w:r>
+              <w:t>spx-play-config.ts:115</w:t>
+            </w:r>
+          </w:p>
+        </w:tc>
+      </w:tr>
+      <w:tr>
+        <w:tc>
+          <w:tcPr>
+            <w:tcW w:type="dxa" w:w="2160"/>
+          </w:tcPr>
+          <w:p>
+            <w:r>
+              <w:t>SPX_PLAY_COOLDOWN_AFTER_STOP_MIN</w:t>
+            </w:r>
+          </w:p>
+        </w:tc>
+        <w:tc>
+          <w:tcPr>
+            <w:tcW w:type="dxa" w:w="2160"/>
+          </w:tcPr>
+          <w:p>
+            <w:r>
+              <w:t>20 min</w:t>
+            </w:r>
+          </w:p>
+        </w:tc>
+        <w:tc>
+          <w:tcPr>
+            <w:tcW w:type="dxa" w:w="2160"/>
+          </w:tcPr>
+          <w:p>
+            <w:r>
+              <w:t>15 min</w:t>
+            </w:r>
+          </w:p>
+        </w:tc>
+        <w:tc>
+          <w:tcPr>
+            <w:tcW w:type="dxa" w:w="2160"/>
+          </w:tcPr>
+          <w:p>
+            <w:r>
+              <w:t>spx-play-config.ts:155</w:t>
+            </w:r>
+          </w:p>
+        </w:tc>
+      </w:tr>
+      <w:tr>
+        <w:tc>
+          <w:tcPr>
+            <w:tcW w:type="dxa" w:w="2160"/>
+          </w:tcPr>
+          <w:p>
+            <w:r>
+              <w:t>SPX_PLAY_OPENING_RANGE_MINUTES</w:t>
+            </w:r>
+          </w:p>
+        </w:tc>
+        <w:tc>
+          <w:tcPr>
+            <w:tcW w:type="dxa" w:w="2160"/>
+          </w:tcPr>
+          <w:p>
+            <w:r>
+              <w:t>15 (implies 9:45 cutoff)</w:t>
+            </w:r>
+          </w:p>
+        </w:tc>
+        <w:tc>
+          <w:tcPr>
+            <w:tcW w:type="dxa" w:w="2160"/>
+          </w:tcPr>
+          <w:p>
+            <w:r>
+              <w:t>20 (9:50 cutoff)</w:t>
+            </w:r>
+          </w:p>
+        </w:tc>
+        <w:tc>
+          <w:tcPr>
+            <w:tcW w:type="dxa" w:w="2160"/>
+          </w:tcPr>
+          <w:p>
+            <w:r>
+              <w:t>spx-play-config.ts:144</w:t>
+            </w:r>
+          </w:p>
+        </w:tc>
+      </w:tr>
+      <w:tr>
+        <w:tc>
+          <w:tcPr>
+            <w:tcW w:type="dxa" w:w="2160"/>
+          </w:tcPr>
+          <w:p>
+            <w:r>
+              <w:t>SPX_PLAY_MIN_CONFIRMATIONS</w:t>
+            </w:r>
+          </w:p>
+        </w:tc>
+        <w:tc>
+          <w:tcPr>
+            <w:tcW w:type="dxa" w:w="2160"/>
+          </w:tcPr>
+          <w:p>
+            <w:r>
+              <w:t>“6+ of 11”</w:t>
+            </w:r>
+          </w:p>
+        </w:tc>
+        <w:tc>
+          <w:tcPr>
+            <w:tcW w:type="dxa" w:w="2160"/>
+          </w:tcPr>
+          <w:p>
+            <w:r>
+              <w:t>5</w:t>
+            </w:r>
+          </w:p>
+        </w:tc>
+        <w:tc>
+          <w:tcPr>
+            <w:tcW w:type="dxa" w:w="2160"/>
+          </w:tcPr>
+          <w:p>
+            <w:r>
+              <w:t>spx-play-config.ts:344</w:t>
+            </w:r>
+          </w:p>
+        </w:tc>
+      </w:tr>
+      <w:tr>
+        <w:tc>
+          <w:tcPr>
+            <w:tcW w:type="dxa" w:w="2160"/>
+          </w:tcPr>
+          <w:p>
+            <w:r>
+              <w:t>SPX_PLAY_MIN_AGREEING_FACTORS</w:t>
+            </w:r>
+          </w:p>
+        </w:tc>
+        <w:tc>
+          <w:tcPr>
+            <w:tcW w:type="dxa" w:w="2160"/>
+          </w:tcPr>
+          <w:p>
+            <w:r>
+              <w:t>4+</w:t>
+            </w:r>
+          </w:p>
+        </w:tc>
+        <w:tc>
+          <w:tcPr>
+            <w:tcW w:type="dxa" w:w="2160"/>
+          </w:tcPr>
+          <w:p>
+            <w:r>
+              <w:t>3</w:t>
+            </w:r>
+          </w:p>
+        </w:tc>
+        <w:tc>
+          <w:tcPr>
+            <w:tcW w:type="dxa" w:w="2160"/>
+          </w:tcPr>
+          <w:p>
+            <w:r>
+              <w:t>spx-play-config.ts:44</w:t>
+            </w:r>
+          </w:p>
+        </w:tc>
+      </w:tr>
+      <w:tr>
+        <w:tc>
+          <w:tcPr>
+            <w:tcW w:type="dxa" w:w="2160"/>
+          </w:tcPr>
+          <w:p>
+            <w:r>
+              <w:t>SPX_PLAY_LOTTO_CONFIRM_MOVE_PTS (“the 8-point rule”)</w:t>
+            </w:r>
+          </w:p>
+        </w:tc>
+        <w:tc>
+          <w:tcPr>
+            <w:tcW w:type="dxa" w:w="2160"/>
+          </w:tcPr>
+          <w:p>
+            <w:r>
+              <w:t>8 pts</w:t>
+            </w:r>
+          </w:p>
+        </w:tc>
+        <w:tc>
+          <w:tcPr>
+            <w:tcW w:type="dxa" w:w="2160"/>
+          </w:tcPr>
+          <w:p>
+            <w:r>
+              <w:t>5 pts</w:t>
+            </w:r>
+          </w:p>
+        </w:tc>
+        <w:tc>
+          <w:tcPr>
+            <w:tcW w:type="dxa" w:w="2160"/>
+          </w:tcPr>
+          <w:p>
+            <w:r>
+              <w:t>spx-play-config.ts:267</w:t>
+            </w:r>
+          </w:p>
+        </w:tc>
+      </w:tr>
+      <w:tr>
+        <w:tc>
+          <w:tcPr>
+            <w:tcW w:type="dxa" w:w="2160"/>
+          </w:tcPr>
+          <w:p>
+            <w:r>
+              <w:t>SPX_OUTCOME_MIN_TRADES</w:t>
+            </w:r>
+          </w:p>
+        </w:tc>
+        <w:tc>
+          <w:tcPr>
+            <w:tcW w:type="dxa" w:w="2160"/>
+          </w:tcPr>
+          <w:p>
+            <w:r>
+              <w:t>8</w:t>
+            </w:r>
+          </w:p>
+        </w:tc>
+        <w:tc>
+          <w:tcPr>
+            <w:tcW w:type="dxa" w:w="2160"/>
+          </w:tcPr>
+          <w:p>
+            <w:r>
+              <w:t>30</w:t>
+            </w:r>
+          </w:p>
+        </w:tc>
+        <w:tc>
+          <w:tcPr>
+            <w:tcW w:type="dxa" w:w="2160"/>
+          </w:tcPr>
+          <w:p>
+            <w:r>
+              <w:t>spx-play-config.ts:427</w:t>
+            </w:r>
+          </w:p>
+        </w:tc>
+      </w:tr>
+      <w:tr>
+        <w:tc>
+          <w:tcPr>
+            <w:tcW w:type="dxa" w:w="2160"/>
+          </w:tcPr>
+          <w:p>
+            <w:r>
+              <w:t>SPX_OUTCOME_MIN_DAYS</w:t>
+            </w:r>
+          </w:p>
+        </w:tc>
+        <w:tc>
+          <w:tcPr>
+            <w:tcW w:type="dxa" w:w="2160"/>
+          </w:tcPr>
+          <w:p>
+            <w:r>
+              <w:t>14</w:t>
+            </w:r>
+          </w:p>
+        </w:tc>
+        <w:tc>
+          <w:tcPr>
+            <w:tcW w:type="dxa" w:w="2160"/>
+          </w:tcPr>
+          <w:p>
+            <w:r>
+              <w:t>30</w:t>
+            </w:r>
+          </w:p>
+        </w:tc>
+        <w:tc>
+          <w:tcPr>
+            <w:tcW w:type="dxa" w:w="2160"/>
+          </w:tcPr>
+          <w:p>
+            <w:r>
+              <w:t>spx-play-config.ts:431</w:t>
+            </w:r>
+          </w:p>
+        </w:tc>
+      </w:tr>
+      <w:tr>
+        <w:tc>
+          <w:tcPr>
+            <w:tcW w:type="dxa" w:w="2160"/>
+          </w:tcPr>
+          <w:p>
+            <w:r>
+              <w:t>SPX_PLAY_MIN_RISK_REWARD gate</w:t>
+            </w:r>
+          </w:p>
+        </w:tc>
+        <w:tc>
+          <w:tcPr>
+            <w:tcW w:type="dxa" w:w="2160"/>
+          </w:tcPr>
+          <w:p>
+            <w:r>
+              <w:t>not documented at all</w:t>
+            </w:r>
+          </w:p>
+        </w:tc>
+        <w:tc>
+          <w:tcPr>
+            <w:tcW w:type="dxa" w:w="2160"/>
+          </w:tcPr>
+          <w:p>
+            <w:r>
+              <w:t>1.2 (playMinRiskReward())</w:t>
+            </w:r>
+          </w:p>
+        </w:tc>
+        <w:tc>
+          <w:tcPr>
+            <w:tcW w:type="dxa" w:w="2160"/>
+          </w:tcPr>
+          <w:p>
+            <w:r>
+              <w:t>spx-play-config.ts:242-246</w:t>
+            </w:r>
+          </w:p>
+        </w:tc>
+      </w:tr>
+      <w:tr>
+        <w:tc>
+          <w:tcPr>
+            <w:tcW w:type="dxa" w:w="2160"/>
+          </w:tcPr>
+          <w:p>
+            <w:r>
+              <w:t>Trailing-stop exit (breakeven + VIX-indexed trail window)</w:t>
+            </w:r>
+          </w:p>
+        </w:tc>
+        <w:tc>
+          <w:tcPr>
+            <w:tcW w:type="dxa" w:w="2160"/>
+          </w:tcPr>
+          <w:p>
+            <w:r>
+              <w:t>not documented — doc describes only STOP/TARGET/THESIS/THETA/SESSION + a separate TRIM</w:t>
+            </w:r>
+          </w:p>
+        </w:tc>
+        <w:tc>
+          <w:tcPr>
+            <w:tcW w:type="dxa" w:w="2160"/>
+          </w:tcPr>
+          <w:p>
+            <w:r>
+              <w:t>live exit-priority order is force-exit → target → trailing-stop → stop/thesis/close → trim → hold</w:t>
+            </w:r>
+          </w:p>
+        </w:tc>
+        <w:tc>
+          <w:tcPr>
+            <w:tcW w:type="dxa" w:w="2160"/>
+          </w:tcPr>
+          <w:p>
+            <w:r>
+              <w:t>spx-play-engine.ts evaluateOpenPlay(); config keys SPX_TRAILING_STOP_BREAKEVEN_MFE / _TRAIL_MFE / _TRAIL_WINDOW</w:t>
+            </w:r>
+          </w:p>
+        </w:tc>
+      </w:tr>
+    </w:tbl>
+    <w:p>
+      <w:pPr/>
+      <w:r>
+        <w:t>Not everything drifted — the 11-point confirmation count itself, SPX_PLAY_STARTER_MIN_SCORE=48, SPX_PLAY_WATCH_MIN_SCORE=38, SPX_PLAY_BUY_COOLDOWN_SEC=600, SPX_PLAY_REENTRY_LOCK_SEC=1200, SPX_CHAIN_MAX_SPREAD_PCT=18, and most of the lotto-engine constants all still match exactly. That partial accuracy is itself the point: this isn't a doc that was never maintained — it reads like careful, deliberate work — and it still drifted on ~40% of its checkable numbers in nine days, including the headline “8-point rule” it names and explains in its own dedicated section, and an entire exit mechanism (trailing stop) that doesn't appear anywhere in it. Separately, docs/bie/spx-slayer-mechanics.md (the BIE-facing doc, 5 days old) is also already wrong — claims a 10-item confirmation checklist against an actual 11 — and cites pre-restructure file paths. Two for two: every hand-written description of this engine's mechanics that exists today has already drifted from the code, within days, despite real authorial care.</w:t>
+      </w:r>
+    </w:p>
+    <w:p>
+      <w:pPr/>
+      <w:r>
+        <w:t>This is the central input to 16.1's verdict, not a tangential finding: it is direct, dated, in-repo proof of exactly the risk the twelve-playbook design would multiply by twelve if it ships as more static prose. I'm logging the Sniper Playbook drift as its own FINDINGS.md entry and fixing it in a separate PR — it's serving wrong stop/target/cooldown numbers to paying members right now, independent of any decision made about this design.</w:t>
+      </w:r>
+    </w:p>
+    <w:p>
+      <w:pPr>
+        <w:pStyle w:val="Heading2"/>
+      </w:pPr>
+      <w:r>
+        <w:t>16.4 Risks specific to the playbook-first redesign (Sections 4–6)</w:t>
+      </w:r>
+    </w:p>
+    <w:p>
+      <w:pPr>
+        <w:pStyle w:val="ListBullet"/>
+      </w:pPr>
+      <w:r>
+        <w:t>Single point of failure by construction: today's additive confluence score degrades gracefully when one factor is wrong or stale — it's one input among ~20. The proposed design makes the Regime Router's classification a hard gate: if it misclassifies chop as trend, the matcher never even considers the right playbook. Section 14 already asks this question (“what failure modes if regime router misclassifies chop as trend?”) without answering it — that answer needs to exist before Phase 3 (hard trigger gate), not after.</w:t>
+      </w:r>
+    </w:p>
+    <w:p>
+      <w:pPr>
+        <w:pStyle w:val="ListBullet"/>
+      </w:pPr>
+      <w:r>
+        <w:t>Twelve is too many for a first cut. Twelve playbooks means twelve independently-drifting sets of preconditions/triggers/invalidations/targets — the exact shape of artifact that 16.3 just proved doesn't stay in sync here. Section 14 asks the right question (“are twelve too many?”) — my answer: yes. Ship 2–3 (VWAP Reclaim/Reject and ORB look like the cleanest, most measurable starting set) through Phases 1–4 fully, prove per-pattern win-rate telemetry actually differentiates trades the additive score couldn't, before writing the other nine.</w:t>
+      </w:r>
+    </w:p>
+    <w:p>
+      <w:pPr>
+        <w:pStyle w:val="ListBullet"/>
+      </w:pPr>
+      <w:r>
+        <w:t>PB-04 (Gamma Pin Fade) vs. PB-05 (Wall Break Continuation) can both look eligible off the same GEX-wall data — one bets on the wall holding, the other on it breaking. Section 14 flags this as an open question but the matcher (4.2/8) has no tie-break rule proposed yet. This needs a concrete resolution rule, not just eligibility scoring, before Phase 3.</w:t>
+      </w:r>
+    </w:p>
+    <w:p>
+      <w:pPr>
+        <w:pStyle w:val="ListBullet"/>
+      </w:pPr>
+      <w:r>
+        <w:t>Naming collision: `playbook` is already a loaded term in this codebase for something unrelated — Night Hawk's UI is built around PlaybookBoard.tsx / PlaybookPlayRow.tsx (a swing-play board, not 0DTE setups). Introducing SPX Slayer “playbooks” (PB-01..PB-12) alongside Night Hawk's existing “playbook” concept will be confusing in code search, in Largo's tool routing, and in team conversation. Worth a different term (Setup? Pattern? Play-type?) purely to avoid the collision.</w:t>
+      </w:r>
+    </w:p>
+    <w:p>
+      <w:pPr>
+        <w:pStyle w:val="ListBullet"/>
+      </w:pPr>
+      <w:r>
+        <w:t>Phase 0 says “PLAYBOOK-REGISTRY.md in repo (canonical)” — it doesn't exist yet, and per 16.3, a canonical markdown registry has the same drift exposure as the two docs that already failed this test unless it's paired with a verification step (16.5).</w:t>
+      </w:r>
+    </w:p>
+    <w:p>
+      <w:pPr>
+        <w:pStyle w:val="Heading2"/>
+      </w:pPr>
+      <w:r>
+        <w:t>16.5 What I'd actually do</w:t>
+      </w:r>
+    </w:p>
+    <w:p>
+      <w:pPr>
+        <w:pStyle w:val="ListBullet"/>
+      </w:pPr>
+      <w:r>
+        <w:t>Keep the playbook-first direction — named setups + per-pattern win-rate is a real improvement over an opaque additive score, and the data plane in Section 7 is already there to support it.</w:t>
+      </w:r>
+    </w:p>
+    <w:p>
+      <w:pPr>
+        <w:pStyle w:val="ListBullet"/>
+      </w:pPr>
+      <w:r>
+        <w:t>Cut scope to 2–3 playbooks for Phase 1–4, not twelve, and pick the ones with the cleanest, least-overlapping trigger conditions (VWAP Reclaim/Reject, ORB) to prove the telemetry payoff before the fragmentation risk in 16.4 compounds across nine more.</w:t>
+      </w:r>
+    </w:p>
+    <w:p>
+      <w:pPr>
+        <w:pStyle w:val="ListBullet"/>
+      </w:pPr>
+      <w:r>
+        <w:t>Do not hand-author PLAYBOOK-REGISTRY.md as static prose. Generate its numeric tables (preconditions, thresholds) from playbook-registry.ts at build/doc time, or add a CI check that fails when the doc's numbers and the config's numbers disagree — the same idea BASELINE-2026-07-01.md and this audit's FINDINGS.md already use (“last verified against commit X”), just enforced instead of hoped for. 16.3 is the concrete proof this matters: a diligently-written doc still drifted on 9 numbers and 2 whole mechanisms in 9 days.</w:t>
+      </w:r>
+    </w:p>
+    <w:p>
+      <w:pPr>
+        <w:pStyle w:val="ListBullet"/>
+      </w:pPr>
+      <w:r>
+        <w:t>Explicitly reconcile with the two documents that already claim to describe this system's mechanics (private/docs/SPX-Sniper-Playbook.docx, member-facing; docs/bie/spx-slayer-mechanics.md, BIE-facing). Once ready, either retire the Sniper Playbook download in favor of the new registry-backed doc, or make clear they serve different audiences on purpose — right now there would be three artifacts all called some variant of “SPX playbook” with no cross-reference between them.</w:t>
+      </w:r>
+    </w:p>
+    <w:p>
+      <w:pPr>
+        <w:pStyle w:val="ListBullet"/>
+      </w:pPr>
+      <w:r>
+        <w:t>Answer 14's open question about regime-misclassification failure mode before Phase 3 (hard trigger gate) ships — today's graceful-degradation property is worth preserving explicitly, not losing as a side effect of the rewrite.</w:t>
+      </w:r>
+    </w:p>
+    <w:p>
+      <w:pPr>
+        <w:pStyle w:val="Heading2"/>
+      </w:pPr>
+      <w:r>
+        <w:t>16.6 Notes back to Cursor</w:t>
+      </w:r>
+    </w:p>
+    <w:p>
+      <w:pPr>
+        <w:pStyle w:val="ListBullet"/>
+      </w:pPr>
+      <w:r>
+        <w:t>Solid, implementable spec — the data-plane mapping in Section 7 checks out field-for-field against spx-desk.ts, which is the hard part of a design doc to get right and often the part that's hand-waved. Good work there.</w:t>
+      </w:r>
+    </w:p>
+    <w:p>
+      <w:pPr>
+        <w:pStyle w:val="ListBullet"/>
+      </w:pPr>
+      <w:r>
+        <w:t>You'll want to read private/docs/SPX-Sniper-Playbook.docx (served via /api/docs/spx-playbook, premium-gated) before finalizing this — it's a same-shape artifact for the current engine and it's already measurably stale (table in 16.3). Worth understanding why it drifted (was it just not re-checked after config changes, or is there no process at all for re-verifying it?) before committing to twelve more documents in the same shape.</w:t>
+      </w:r>
+    </w:p>
+    <w:p>
+      <w:pPr>
+        <w:pStyle w:val="ListBullet"/>
+      </w:pPr>
+      <w:r>
+        <w:t>Genuinely open question, not rhetorical: what's your read on 16.4's regime-misclassification failure mode? The design doc's Section 14 asks it but Section 4's flow doesn't route around a wrong classification anywhere I could find — does Phase 1 (shadow mode) surface a metric for this before Phase 3 makes it a hard gate?</w:t>
+      </w:r>
+    </w:p>
+    <w:p>
+      <w:pPr>
+        <w:pStyle w:val="ListBullet"/>
+      </w:pPr>
+      <w:r>
+        <w:t>If you disagree with cutting Section 6 down from twelve to 2–3 for the first phases, I'd like to hear the case for going wide immediately — my reasoning is entirely about the drift risk in 16.3, so if you have a concrete plan for keeping twelve playbook specs in sync with spx-play-config.ts that isn't “remember to update the doc,” that changes my answer.</w:t>
+      </w:r>
+    </w:p>
     <w:sectPr>
       <w:pgSz w:w="12240" w:h="15840"/>
       <w:pgMar w:top="1440" w:right="1800" w:bottom="1440" w:left="1800" w:header="720" w:footer="720" w:gutter="0"/>
